--- a/docx/205.Xem chi tiết thông báo_SRS_AI_Generated.docx
+++ b/docx/205.Xem chi tiết thông báo_SRS_AI_Generated.docx
@@ -158,7 +158,7 @@
         </w:numPr>
       </w:pPr>
       <w:r>
-        <w:t xml:space="preserve">Người dùng click vào một thông báo trong danh sách (UC203.MH02), trong dropdown panel (UC202.MH02), hoặc trong toast notification (UC202.MH03).</w:t>
+        <w:t xml:space="preserve">Người dùng click vào một thông báo trong danh sách (UC203.MH02), trong danh sách thả xuống panel (UC202.MH02), hoặc trong thông báo nhỏ notification (UC202.MH03).</w:t>
       </w:r>
     </w:p>
     <w:p>
@@ -521,7 +521,7 @@
                 <w:sz w:val="18"/>
                 <w:szCs w:val="18"/>
               </w:rPr>
-              <w:t xml:space="preserve">Trang chủ &gt; Thông báo của tôi &gt; [Tiêu đề thông báo rút gọn]. Link "Thông báo của tôi" dẫn về </w:t>
+              <w:t xml:space="preserve">Trang chủ &gt; Thông báo của tôi &gt; [Tiêu đề thông báo rút gọn]. liên kết "Thông báo của tôi" dẫn về </w:t>
             </w:r>
             <w:r>
               <w:rPr>
@@ -641,7 +641,7 @@
                 <w:sz w:val="18"/>
                 <w:szCs w:val="18"/>
               </w:rPr>
-              <w:t xml:space="preserve">Icon lớn 48x48px, hình tròn màu sắc phân biệt theo loại (giống UC203.MH02): Văn bản QPPL (xanh lá), Dự thảo (cam), Hỏi đáp (tím), Tin bài (xanh), Hệ thống (xám).</w:t>
+              <w:t xml:space="preserve">biểu tượng lớn 48x48px, hình tròn màu sắc phân biệt theo loại (giống UC203.MH02): Văn bản QPPL (xanh lá), Dự thảo (cam), Hỏi đáp (tím), Tin bài (xanh), Hệ thống (xám).</w:t>
             </w:r>
           </w:p>
         </w:tc>
@@ -746,7 +746,7 @@
                 <w:sz w:val="18"/>
                 <w:szCs w:val="18"/>
               </w:rPr>
-              <w:t xml:space="preserve">Badge text nhỏ hiển thị loại: "Văn bản QPPL mới" / "Dự thảo mới" / "Câu hỏi được trả lời" / "Tin bài được duyệt" / "Thông báo hệ thống"... Màu sắc tương ứng với loại.</w:t>
+              <w:t xml:space="preserve">nhãn text nhỏ hiển thị loại: "Văn bản QPPL mới" / "Dự thảo mới" / "Câu hỏi được trả lời" / "Tin bài được duyệt" / "Thông báo hệ thống"... Màu sắc tương ứng với loại.</w:t>
             </w:r>
           </w:p>
         </w:tc>
@@ -1481,7 +1481,7 @@
                 <w:sz w:val="18"/>
                 <w:szCs w:val="18"/>
               </w:rPr>
-              <w:t xml:space="preserve">Section hiển thị khi thông báo có liên kết đến nội dung. Tiêu đề section "Xem nội dung liên quan".</w:t>
+              <w:t xml:space="preserve">phần hiển thị khi thông báo có liên kết đến nội dung. Tiêu đề phần "Xem nội dung liên quan".</w:t>
             </w:r>
           </w:p>
         </w:tc>
@@ -1586,7 +1586,7 @@
                 <w:sz w:val="18"/>
                 <w:szCs w:val="18"/>
               </w:rPr>
-              <w:t xml:space="preserve">Card hiển thị thông tin tóm tắt về nội dung liên quan (văn bản, dự thảo, tin bài...). Gồm: icon loại, tiêu đề, mô tả ngắn, nút "Xem ngay →". Màu nền xanh nhạt.</w:t>
+              <w:t xml:space="preserve">Card hiển thị thông tin tóm tắt về nội dung liên quan (văn bản, dự thảo, tin bài...). Gồm: biểu tượng loại, tiêu đề, mô tả ngắn, nút "Xem ngay →". Màu nền xanh nhạt.</w:t>
             </w:r>
           </w:p>
         </w:tc>
@@ -1935,7 +1935,7 @@
                 <w:sz w:val="18"/>
                 <w:szCs w:val="18"/>
               </w:rPr>
-              <w:t xml:space="preserve"> để đánh dấu đã đọc. Badge trên header giảm 1. Thao tác này im lặng, không hiện thông báo cho người dùng.</w:t>
+              <w:t xml:space="preserve"> để đánh dấu đã đọc. nhãn trên phần đầu trang giảm 1. Thao tác này im lặng, không hiện thông báo cho người dùng.</w:t>
             </w:r>
           </w:p>
         </w:tc>
@@ -2515,7 +2515,7 @@
                 <w:sz w:val="18"/>
                 <w:szCs w:val="18"/>
               </w:rPr>
-              <w:t xml:space="preserve">Nút outline "Đánh dấu chưa đọc" (vì trang chi tiết = đã đọc). Click → đánh dấu lại thành chưa đọc → badge header tăng 1 → toast "Đã đánh dấu là chưa đọc" → nút đổi thành "Đánh dấu đã đọc".</w:t>
+              <w:t xml:space="preserve">Nút outline "Đánh dấu chưa đọc" (vì trang chi tiết = đã đọc). Click → đánh dấu lại thành chưa đọc → nhãn phần đầu trang tăng 1 → thông báo nhỏ "Đã đánh dấu là chưa đọc" → nút đổi thành "Đánh dấu đã đọc".</w:t>
             </w:r>
           </w:p>
         </w:tc>
@@ -2620,7 +2620,7 @@
                 <w:sz w:val="18"/>
                 <w:szCs w:val="18"/>
               </w:rPr>
-              <w:t xml:space="preserve">Icon sao + text "Đánh dấu quan trọng" hoặc "⭐ Quan trọng" (khi đã đánh dấu, màu vàng). Toggle khi click.</w:t>
+              <w:t xml:space="preserve">biểu tượng sao + text "Đánh dấu quan trọng" hoặc "⭐ Quan trọng" (khi đã đánh dấu, màu vàng). Toggle khi click.</w:t>
             </w:r>
           </w:p>
         </w:tc>
@@ -2725,7 +2725,7 @@
                 <w:sz w:val="18"/>
                 <w:szCs w:val="18"/>
               </w:rPr>
-              <w:t xml:space="preserve">Nút outline màu đỏ "🗑 Xóa thông báo". Click → confirmation dialog (UC208) → nếu xác nhận → xóa → chuyển về trang danh sách với toast thành công.</w:t>
+              <w:t xml:space="preserve">Nút outline màu đỏ "🗑 Xóa thông báo". Click → confirmation hộp thoại (UC208) → nếu xác nhận → xóa → chuyển về trang danh sách với thông báo nhỏ thành công.</w:t>
             </w:r>
           </w:p>
         </w:tc>
@@ -2830,7 +2830,7 @@
                 <w:sz w:val="18"/>
                 <w:szCs w:val="18"/>
               </w:rPr>
-              <w:t xml:space="preserve">Nút "Chia sẻ" cho phép copy link nội dung liên quan (không chia sẻ thông báo cá nhân, chỉ chia sẻ link văn bản/dự thảo liên quan).</w:t>
+              <w:t xml:space="preserve">Nút "Chia sẻ" cho phép copy liên kết nội dung liên quan (không chia sẻ thông báo cá nhân, chỉ chia sẻ liên kết văn bản/dự thảo liên quan).</w:t>
             </w:r>
           </w:p>
         </w:tc>
